--- a/دليل التحديث والنشر.docx
+++ b/دليل التحديث والنشر.docx
@@ -1153,7 +1153,7 @@
           <w:sz w:val="20"/>
           <w:szCs w:val="20"/>
         </w:rPr>
-        <w:t xml:space="preserve">https://github.com/MohammedEmad333/EduBridge</w:t>
+        <w:t xml:space="preserve">https://github.com/EduBridge-Team/EduBridge</w:t>
       </w:r>
     </w:p>
     <w:p>

--- a/دليل التحديث والنشر.docx
+++ b/دليل التحديث والنشر.docx
@@ -2037,6 +2037,225 @@
           <w:rtl w:val="true"/>
         </w:rPr>
         <w:t>.</w:t>
+      </w:r>
+    </w:p>
+    <w:p>
+      <w:pPr>
+        <w:pStyle w:val="Heading1"/>
+        <w:bidi w:val="1"/>
+        <w:spacing w:before="280" w:after="140"/>
+        <w:jc w:val="start"/>
+        <w:rPr/>
+      </w:pPr>
+      <w:r>
+        <w:rPr>
+          <w:rFonts w:ascii="Arial" w:hAnsi="Arial" w:eastAsia="Arial" w:cs="Arial"/>
+          <w:b/>
+          <w:bCs/>
+          <w:color w:val="2E7D6B"/>
+          <w:sz w:val="32"/>
+          <w:szCs w:val="32"/>
+          <w:rtl w:val="true"/>
+        </w:rPr>
+        <w:t xml:space="preserve">النشر السريع من الجوال (Termius)</w:t>
+      </w:r>
+    </w:p>
+    <w:p>
+      <w:pPr>
+        <w:pStyle w:val="Normal"/>
+        <w:bidi w:val="1"/>
+        <w:spacing w:before="0" w:after="120"/>
+        <w:jc w:val="start"/>
+        <w:rPr/>
+      </w:pPr>
+      <w:r>
+        <w:rPr>
+          <w:rFonts w:ascii="Arial" w:hAnsi="Arial" w:eastAsia="Arial" w:cs="Arial"/>
+          <w:b w:val="false"/>
+          <w:bCs w:val="false"/>
+          <w:sz w:val="24"/>
+          <w:szCs w:val="24"/>
+          <w:rtl w:val="true"/>
+        </w:rPr>
+        <w:t xml:space="preserve">بعد أي دمج إلى main، تقدر تحدّث الاستضافة بالكامل (الموقع + الواجهة الخلفية + قاعدة البيانات) من جوالك عبر SSH بأمر واحد، بدون كمبيوتر ولا scp.</w:t>
+      </w:r>
+    </w:p>
+    <w:p>
+      <w:pPr>
+        <w:pStyle w:val="Normal"/>
+        <w:bidi w:val="1"/>
+        <w:spacing w:before="0" w:after="120"/>
+        <w:jc w:val="start"/>
+        <w:rPr/>
+      </w:pPr>
+      <w:r>
+        <w:rPr>
+          <w:rFonts w:ascii="Arial" w:hAnsi="Arial" w:eastAsia="Arial" w:cs="Arial"/>
+          <w:b w:val="false"/>
+          <w:bCs w:val="false"/>
+          <w:sz w:val="24"/>
+          <w:szCs w:val="24"/>
+          <w:rtl w:val="true"/>
+        </w:rPr>
+        <w:t xml:space="preserve">الخطوة الأولى — ادمج الفرع إلى main من GitHub (من متصفح الجوال).</w:t>
+      </w:r>
+    </w:p>
+    <w:p>
+      <w:pPr>
+        <w:pStyle w:val="Normal"/>
+        <w:bidi w:val="1"/>
+        <w:spacing w:before="0" w:after="120"/>
+        <w:jc w:val="start"/>
+        <w:rPr/>
+      </w:pPr>
+      <w:r>
+        <w:rPr>
+          <w:rFonts w:ascii="Arial" w:hAnsi="Arial" w:eastAsia="Arial" w:cs="Arial"/>
+          <w:b w:val="false"/>
+          <w:bCs w:val="false"/>
+          <w:sz w:val="24"/>
+          <w:szCs w:val="24"/>
+          <w:rtl w:val="true"/>
+        </w:rPr>
+        <w:t xml:space="preserve">الخطوة الثانية — من تطبيق Termius افتح جلسة SSH على الخادم ونفّذ أمراً واحداً:</w:t>
+      </w:r>
+    </w:p>
+    <w:p>
+      <w:pPr>
+        <w:pStyle w:val="Normal"/>
+        <w:shd w:val="clear" w:fill="F2F2F2"/>
+        <w:spacing w:before="0" w:after="40"/>
+        <w:ind w:start="200" w:end="200"/>
+        <w:jc w:val="start"/>
+        <w:rPr/>
+      </w:pPr>
+      <w:r>
+        <w:rPr>
+          <w:rFonts w:eastAsia="Consolas" w:cs="Consolas" w:ascii="Consolas" w:hAnsi="Consolas"/>
+          <w:sz w:val="20"/>
+          <w:szCs w:val="20"/>
+        </w:rPr>
+        <w:t xml:space="preserve">cd ~/EduBridge &amp;&amp; git pull &amp;&amp; bash deploy/deploy.sh</w:t>
+      </w:r>
+    </w:p>
+    <w:p>
+      <w:pPr>
+        <w:pStyle w:val="Normal"/>
+        <w:bidi w:val="1"/>
+        <w:spacing w:before="0" w:after="120"/>
+        <w:jc w:val="start"/>
+        <w:rPr/>
+      </w:pPr>
+      <w:r>
+        <w:rPr>
+          <w:rFonts w:ascii="Arial" w:hAnsi="Arial" w:eastAsia="Arial" w:cs="Arial"/>
+          <w:b w:val="false"/>
+          <w:bCs w:val="false"/>
+          <w:sz w:val="24"/>
+          <w:szCs w:val="24"/>
+          <w:rtl w:val="true"/>
+        </w:rPr>
+        <w:t xml:space="preserve">هذا الأمر يقوم تلقائياً بثلاثة أشياء:</w:t>
+      </w:r>
+    </w:p>
+    <w:p>
+      <w:pPr>
+        <w:pStyle w:val="Normal"/>
+        <w:bidi w:val="1"/>
+        <w:spacing w:before="0" w:after="120"/>
+        <w:jc w:val="start"/>
+        <w:rPr/>
+      </w:pPr>
+      <w:r>
+        <w:rPr>
+          <w:rFonts w:ascii="Arial" w:hAnsi="Arial" w:eastAsia="Arial" w:cs="Arial"/>
+          <w:b w:val="false"/>
+          <w:bCs w:val="false"/>
+          <w:sz w:val="24"/>
+          <w:szCs w:val="24"/>
+          <w:rtl w:val="true"/>
+        </w:rPr>
+        <w:t xml:space="preserve">١) يرقّي قاعدة البيانات بتشغيل ملف upgrade_parent_features.sql (آمن وقابل للتكرار، لا يمسّ البيانات الموجودة) عبر اتصال Laravel نفسه بدون إدخال كلمات مرور.</w:t>
+      </w:r>
+    </w:p>
+    <w:p>
+      <w:pPr>
+        <w:pStyle w:val="Normal"/>
+        <w:bidi w:val="1"/>
+        <w:spacing w:before="0" w:after="120"/>
+        <w:jc w:val="start"/>
+        <w:rPr/>
+      </w:pPr>
+      <w:r>
+        <w:rPr>
+          <w:rFonts w:ascii="Arial" w:hAnsi="Arial" w:eastAsia="Arial" w:cs="Arial"/>
+          <w:b w:val="false"/>
+          <w:bCs w:val="false"/>
+          <w:sz w:val="24"/>
+          <w:szCs w:val="24"/>
+          <w:rtl w:val="true"/>
+        </w:rPr>
+        <w:t xml:space="preserve">٢) يمسح إعدادات Laravel المؤقتة (php artisan config:clear).</w:t>
+      </w:r>
+    </w:p>
+    <w:p>
+      <w:pPr>
+        <w:pStyle w:val="Normal"/>
+        <w:bidi w:val="1"/>
+        <w:spacing w:before="0" w:after="120"/>
+        <w:jc w:val="start"/>
+        <w:rPr/>
+      </w:pPr>
+      <w:r>
+        <w:rPr>
+          <w:rFonts w:ascii="Arial" w:hAnsi="Arial" w:eastAsia="Arial" w:cs="Arial"/>
+          <w:b w:val="false"/>
+          <w:bCs w:val="false"/>
+          <w:sz w:val="24"/>
+          <w:szCs w:val="24"/>
+          <w:rtl w:val="true"/>
+        </w:rPr>
+        <w:t xml:space="preserve">٣) ينشر نسخة الموقع الجاهزة من مجلد deploy/web إلى مجلد public في الواجهة الخلفية.</w:t>
+      </w:r>
+    </w:p>
+    <w:p>
+      <w:pPr>
+        <w:pStyle w:val="Normal"/>
+        <w:bidi w:val="1"/>
+        <w:spacing w:before="0" w:after="120"/>
+        <w:jc w:val="start"/>
+        <w:rPr/>
+      </w:pPr>
+      <w:r>
+        <w:rPr>
+          <w:rFonts w:ascii="Arial" w:hAnsi="Arial" w:eastAsia="Arial" w:cs="Arial"/>
+          <w:b w:val="false"/>
+          <w:bCs w:val="false"/>
+          <w:sz w:val="24"/>
+          <w:szCs w:val="24"/>
+          <w:rtl w:val="true"/>
+        </w:rPr>
+        <w:t xml:space="preserve">الخطوة الثالثة — افتح https://edubridge.alwaysdata.net واضغط Ctrl+Shift+R لتجاوز الكاش.</w:t>
+      </w:r>
+    </w:p>
+    <w:p>
+      <w:pPr>
+        <w:pStyle w:val="Normal"/>
+        <w:bidi w:val="1"/>
+        <w:spacing w:before="0" w:after="120"/>
+        <w:jc w:val="start"/>
+        <w:rPr/>
+      </w:pPr>
+      <w:r>
+        <w:rPr>
+          <w:rFonts w:ascii="Arial" w:hAnsi="Arial" w:eastAsia="Arial" w:cs="Arial"/>
+          <w:b w:val="false"/>
+          <w:bCs w:val="false"/>
+          <w:sz w:val="24"/>
+          <w:szCs w:val="24"/>
+          <w:rtl w:val="true"/>
+        </w:rPr>
+        <w:t xml:space="preserve">ملاحظة: نسخة الموقع في deploy/web مبنية مسبقاً بالمتغيّر VITE_API_URL=/api. لتحديثها بعد أي تعديل على الموقع، أعد البناء بالأمر: cd edubridge-web ثم VITE_API_URL=/api npm run build، وانسخ ناتج dist إلى deploy/web (مع تسمية index.html باسم app.html)، ثم ادفع إلى GitHub.</w:t>
       </w:r>
     </w:p>
     <w:p>
